--- a/core_python final_list.docx
+++ b/core_python final_list.docx
@@ -1020,6 +1020,71 @@
       <w:pPr>
         <w:pStyle w:val="NormalWeb"/>
       </w:pPr>
+      <w:r>
+        <w:rPr>
+          <w:b/>
+          <w:bCs/>
+          <w:noProof/>
+        </w:rPr>
+        <mc:AlternateContent>
+          <mc:Choice Requires="wps">
+            <w:drawing>
+              <wp:anchor distT="0" distB="0" distL="114300" distR="114300" simplePos="0" relativeHeight="251659264" behindDoc="0" locked="0" layoutInCell="1" allowOverlap="1" wp14:anchorId="32014E4C" wp14:editId="5FF164A9">
+                <wp:simplePos x="0" y="0"/>
+                <wp:positionH relativeFrom="column">
+                  <wp:posOffset>-314077</wp:posOffset>
+                </wp:positionH>
+                <wp:positionV relativeFrom="paragraph">
+                  <wp:posOffset>98756</wp:posOffset>
+                </wp:positionV>
+                <wp:extent cx="3983604" cy="3976"/>
+                <wp:effectExtent l="0" t="0" r="36195" b="34290"/>
+                <wp:wrapNone/>
+                <wp:docPr id="1" name="Straight Connector 1"/>
+                <wp:cNvGraphicFramePr/>
+                <a:graphic xmlns:a="http://schemas.openxmlformats.org/drawingml/2006/main">
+                  <a:graphicData uri="http://schemas.microsoft.com/office/word/2010/wordprocessingShape">
+                    <wps:wsp>
+                      <wps:cNvCnPr/>
+                      <wps:spPr>
+                        <a:xfrm flipV="1">
+                          <a:off x="0" y="0"/>
+                          <a:ext cx="3983604" cy="3976"/>
+                        </a:xfrm>
+                        <a:prstGeom prst="line">
+                          <a:avLst/>
+                        </a:prstGeom>
+                      </wps:spPr>
+                      <wps:style>
+                        <a:lnRef idx="1">
+                          <a:schemeClr val="accent1"/>
+                        </a:lnRef>
+                        <a:fillRef idx="0">
+                          <a:schemeClr val="accent1"/>
+                        </a:fillRef>
+                        <a:effectRef idx="0">
+                          <a:schemeClr val="accent1"/>
+                        </a:effectRef>
+                        <a:fontRef idx="minor">
+                          <a:schemeClr val="tx1"/>
+                        </a:fontRef>
+                      </wps:style>
+                      <wps:bodyPr/>
+                    </wps:wsp>
+                  </a:graphicData>
+                </a:graphic>
+              </wp:anchor>
+            </w:drawing>
+          </mc:Choice>
+          <mc:Fallback>
+            <w:pict>
+              <v:line w14:anchorId="11BF8FF9" id="Straight Connector 1" o:spid="_x0000_s1026" style="position:absolute;flip:y;z-index:251659264;visibility:visible;mso-wrap-style:square;mso-wrap-distance-left:9pt;mso-wrap-distance-top:0;mso-wrap-distance-right:9pt;mso-wrap-distance-bottom:0;mso-position-horizontal:absolute;mso-position-horizontal-relative:text;mso-position-vertical:absolute;mso-position-vertical-relative:text" from="-24.75pt,7.8pt" to="288.9pt,8.1pt" o:gfxdata="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" strokecolor="#4472c4 [3204]" strokeweight=".5pt">
+                <v:stroke joinstyle="miter"/>
+              </v:line>
+            </w:pict>
+          </mc:Fallback>
+        </mc:AlternateContent>
+      </w:r>
       <w:r>
         <w:rPr>
           <w:rStyle w:val="Strong"/>

--- a/core_python final_list.docx
+++ b/core_python final_list.docx
@@ -1022,6 +1022,511 @@
       </w:pPr>
       <w:r>
         <w:rPr>
+          <w:rStyle w:val="Strong"/>
+        </w:rPr>
+        <w:t>34. Count frequency of words in a sentence</w:t>
+      </w:r>
+    </w:p>
+    <w:p>
+      <w:pPr>
+        <w:pStyle w:val="NormalWeb"/>
+      </w:pPr>
+      <w:r>
+        <w:rPr>
+          <w:rStyle w:val="Strong"/>
+        </w:rPr>
+        <w:t>35. Convert two lists into a dictionary</w:t>
+      </w:r>
+    </w:p>
+    <w:p>
+      <w:pPr>
+        <w:pStyle w:val="HTMLPreformatted"/>
+        <w:rPr>
+          <w:rStyle w:val="HTMLCode"/>
+        </w:rPr>
+      </w:pPr>
+      <w:r>
+        <w:rPr>
+          <w:rStyle w:val="HTMLCode"/>
+        </w:rPr>
+        <w:t>keys = ["</w:t>
+      </w:r>
+      <w:proofErr w:type="spellStart"/>
+      <w:r>
+        <w:rPr>
+          <w:rStyle w:val="HTMLCode"/>
+        </w:rPr>
+        <w:t>a","b","c</w:t>
+      </w:r>
+      <w:proofErr w:type="spellEnd"/>
+      <w:r>
+        <w:rPr>
+          <w:rStyle w:val="HTMLCode"/>
+        </w:rPr>
+        <w:t>"]</w:t>
+      </w:r>
+    </w:p>
+    <w:p>
+      <w:pPr>
+        <w:pStyle w:val="HTMLPreformatted"/>
+      </w:pPr>
+      <w:r>
+        <w:rPr>
+          <w:rStyle w:val="HTMLCode"/>
+        </w:rPr>
+        <w:t>values = [1,2,3]</w:t>
+      </w:r>
+    </w:p>
+    <w:p>
+      <w:pPr>
+        <w:pStyle w:val="NormalWeb"/>
+      </w:pPr>
+      <w:r>
+        <w:t>→</w:t>
+      </w:r>
+    </w:p>
+    <w:p>
+      <w:pPr>
+        <w:pStyle w:val="HTMLPreformatted"/>
+      </w:pPr>
+      <w:r>
+        <w:rPr>
+          <w:rStyle w:val="HTMLCode"/>
+        </w:rPr>
+        <w:t>{</w:t>
+      </w:r>
+      <w:r>
+        <w:rPr>
+          <w:rStyle w:val="z"/>
+        </w:rPr>
+        <w:t>"a"</w:t>
+      </w:r>
+      <w:r>
+        <w:rPr>
+          <w:rStyle w:val="HTMLCode"/>
+        </w:rPr>
+        <w:t>:</w:t>
+      </w:r>
+      <w:r>
+        <w:rPr>
+          <w:rStyle w:val="y"/>
+        </w:rPr>
+        <w:t>1</w:t>
+      </w:r>
+      <w:r>
+        <w:rPr>
+          <w:rStyle w:val="HTMLCode"/>
+        </w:rPr>
+        <w:t xml:space="preserve">, </w:t>
+      </w:r>
+      <w:r>
+        <w:rPr>
+          <w:rStyle w:val="z"/>
+        </w:rPr>
+        <w:t>"b"</w:t>
+      </w:r>
+      <w:r>
+        <w:rPr>
+          <w:rStyle w:val="HTMLCode"/>
+        </w:rPr>
+        <w:t>:</w:t>
+      </w:r>
+      <w:r>
+        <w:rPr>
+          <w:rStyle w:val="y"/>
+        </w:rPr>
+        <w:t>2</w:t>
+      </w:r>
+      <w:r>
+        <w:rPr>
+          <w:rStyle w:val="HTMLCode"/>
+        </w:rPr>
+        <w:t xml:space="preserve">, </w:t>
+      </w:r>
+      <w:r>
+        <w:rPr>
+          <w:rStyle w:val="z"/>
+        </w:rPr>
+        <w:t>"c"</w:t>
+      </w:r>
+      <w:r>
+        <w:rPr>
+          <w:rStyle w:val="HTMLCode"/>
+        </w:rPr>
+        <w:t>:</w:t>
+      </w:r>
+      <w:r>
+        <w:rPr>
+          <w:rStyle w:val="y"/>
+        </w:rPr>
+        <w:t>3</w:t>
+      </w:r>
+      <w:r>
+        <w:rPr>
+          <w:rStyle w:val="HTMLCode"/>
+        </w:rPr>
+        <w:t>}</w:t>
+      </w:r>
+    </w:p>
+    <w:p>
+      <w:r>
+        <w:pict w14:anchorId="79D63F10">
+          <v:rect id="_x0000_i1051" style="width:0;height:1.5pt" o:hralign="center" o:hrstd="t" o:hr="t" fillcolor="#a0a0a0" stroked="f"/>
+        </w:pict>
+      </w:r>
+    </w:p>
+    <w:p>
+      <w:pPr>
+        <w:pStyle w:val="Heading1"/>
+      </w:pPr>
+      <w:r>
+        <w:rPr>
+          <w:rFonts w:ascii="Segoe UI Emoji" w:hAnsi="Segoe UI Emoji" w:cs="Segoe UI Emoji"/>
+        </w:rPr>
+        <w:t>🟡</w:t>
+      </w:r>
+      <w:r>
+        <w:t xml:space="preserve"> List Comprehension — Interview Favourite</w:t>
+      </w:r>
+    </w:p>
+    <w:p>
+      <w:pPr>
+        <w:pStyle w:val="NormalWeb"/>
+      </w:pPr>
+      <w:r>
+        <w:rPr>
+          <w:rStyle w:val="Strong"/>
+        </w:rPr>
+        <w:t>36. Create list of squares using list comprehension</w:t>
+      </w:r>
+    </w:p>
+    <w:p>
+      <w:pPr>
+        <w:pStyle w:val="NormalWeb"/>
+      </w:pPr>
+      <w:r>
+        <w:rPr>
+          <w:rStyle w:val="Strong"/>
+        </w:rPr>
+        <w:t>37. Create list of even numbers using comprehension</w:t>
+      </w:r>
+    </w:p>
+    <w:p>
+      <w:pPr>
+        <w:pStyle w:val="NormalWeb"/>
+      </w:pPr>
+      <w:r>
+        <w:rPr>
+          <w:rStyle w:val="Strong"/>
+        </w:rPr>
+        <w:t>38. Create list of odd numbers using comprehension</w:t>
+      </w:r>
+    </w:p>
+    <w:p>
+      <w:pPr>
+        <w:pStyle w:val="NormalWeb"/>
+      </w:pPr>
+      <w:r>
+        <w:rPr>
+          <w:rStyle w:val="Strong"/>
+        </w:rPr>
+        <w:t>39. Convert a list of strings to uppercase using comprehension</w:t>
+      </w:r>
+    </w:p>
+    <w:p>
+      <w:pPr>
+        <w:pStyle w:val="NormalWeb"/>
+      </w:pPr>
+      <w:r>
+        <w:rPr>
+          <w:rStyle w:val="Strong"/>
+        </w:rPr>
+        <w:t>40. Extract numbers greater than 10</w:t>
+      </w:r>
+    </w:p>
+    <w:p>
+      <w:pPr>
+        <w:pStyle w:val="NormalWeb"/>
+      </w:pPr>
+      <w:r>
+        <w:rPr>
+          <w:rStyle w:val="Strong"/>
+        </w:rPr>
+        <w:t>41. Create dictionary using dictionary comprehension</w:t>
+      </w:r>
+    </w:p>
+    <w:p>
+      <w:pPr>
+        <w:pStyle w:val="NormalWeb"/>
+      </w:pPr>
+      <w:r>
+        <w:rPr>
+          <w:rStyle w:val="Strong"/>
+        </w:rPr>
+        <w:t>42. Create a dictionary of number → square</w:t>
+      </w:r>
+    </w:p>
+    <w:p>
+      <w:pPr>
+        <w:pStyle w:val="HTMLPreformatted"/>
+        <w:rPr>
+          <w:rStyle w:val="HTMLCode"/>
+        </w:rPr>
+      </w:pPr>
+      <w:r>
+        <w:rPr>
+          <w:rStyle w:val="HTMLCode"/>
+        </w:rPr>
+        <w:t>[</w:t>
+      </w:r>
+      <w:r>
+        <w:rPr>
+          <w:rStyle w:val="y"/>
+        </w:rPr>
+        <w:t>1</w:t>
+      </w:r>
+      <w:r>
+        <w:rPr>
+          <w:rStyle w:val="HTMLCode"/>
+        </w:rPr>
+        <w:t>,</w:t>
+      </w:r>
+      <w:r>
+        <w:rPr>
+          <w:rStyle w:val="y"/>
+        </w:rPr>
+        <w:t>2</w:t>
+      </w:r>
+      <w:r>
+        <w:rPr>
+          <w:rStyle w:val="HTMLCode"/>
+        </w:rPr>
+        <w:t>,</w:t>
+      </w:r>
+      <w:r>
+        <w:rPr>
+          <w:rStyle w:val="y"/>
+        </w:rPr>
+        <w:t>3</w:t>
+      </w:r>
+      <w:r>
+        <w:rPr>
+          <w:rStyle w:val="HTMLCode"/>
+        </w:rPr>
+        <w:t>,</w:t>
+      </w:r>
+      <w:r>
+        <w:rPr>
+          <w:rStyle w:val="y"/>
+        </w:rPr>
+        <w:t>4</w:t>
+      </w:r>
+      <w:r>
+        <w:rPr>
+          <w:rStyle w:val="HTMLCode"/>
+        </w:rPr>
+        <w:t>]</w:t>
+      </w:r>
+    </w:p>
+    <w:p>
+      <w:pPr>
+        <w:pStyle w:val="HTMLPreformatted"/>
+      </w:pPr>
+      <w:r>
+        <w:rPr>
+          <w:rStyle w:val="11"/>
+        </w:rPr>
+        <w:t>→</w:t>
+      </w:r>
+      <w:r>
+        <w:rPr>
+          <w:rStyle w:val="HTMLCode"/>
+        </w:rPr>
+        <w:t xml:space="preserve"> {</w:t>
+      </w:r>
+      <w:r>
+        <w:rPr>
+          <w:rStyle w:val="y"/>
+        </w:rPr>
+        <w:t>1</w:t>
+      </w:r>
+      <w:r>
+        <w:rPr>
+          <w:rStyle w:val="HTMLCode"/>
+        </w:rPr>
+        <w:t>:</w:t>
+      </w:r>
+      <w:r>
+        <w:rPr>
+          <w:rStyle w:val="y"/>
+        </w:rPr>
+        <w:t>1</w:t>
+      </w:r>
+      <w:r>
+        <w:rPr>
+          <w:rStyle w:val="HTMLCode"/>
+        </w:rPr>
+        <w:t xml:space="preserve">, </w:t>
+      </w:r>
+      <w:r>
+        <w:rPr>
+          <w:rStyle w:val="y"/>
+        </w:rPr>
+        <w:t>2</w:t>
+      </w:r>
+      <w:r>
+        <w:rPr>
+          <w:rStyle w:val="HTMLCode"/>
+        </w:rPr>
+        <w:t>:</w:t>
+      </w:r>
+      <w:r>
+        <w:rPr>
+          <w:rStyle w:val="y"/>
+        </w:rPr>
+        <w:t>4</w:t>
+      </w:r>
+      <w:r>
+        <w:rPr>
+          <w:rStyle w:val="HTMLCode"/>
+        </w:rPr>
+        <w:t xml:space="preserve">, </w:t>
+      </w:r>
+      <w:r>
+        <w:rPr>
+          <w:rStyle w:val="y"/>
+        </w:rPr>
+        <w:t>3</w:t>
+      </w:r>
+      <w:r>
+        <w:rPr>
+          <w:rStyle w:val="HTMLCode"/>
+        </w:rPr>
+        <w:t>:</w:t>
+      </w:r>
+      <w:r>
+        <w:rPr>
+          <w:rStyle w:val="y"/>
+        </w:rPr>
+        <w:t>9</w:t>
+      </w:r>
+      <w:r>
+        <w:rPr>
+          <w:rStyle w:val="HTMLCode"/>
+        </w:rPr>
+        <w:t xml:space="preserve">, </w:t>
+      </w:r>
+      <w:r>
+        <w:rPr>
+          <w:rStyle w:val="y"/>
+        </w:rPr>
+        <w:t>4</w:t>
+      </w:r>
+      <w:r>
+        <w:rPr>
+          <w:rStyle w:val="HTMLCode"/>
+        </w:rPr>
+        <w:t>:</w:t>
+      </w:r>
+      <w:r>
+        <w:rPr>
+          <w:rStyle w:val="y"/>
+        </w:rPr>
+        <w:t>16</w:t>
+      </w:r>
+      <w:r>
+        <w:rPr>
+          <w:rStyle w:val="HTMLCode"/>
+        </w:rPr>
+        <w:t>}</w:t>
+      </w:r>
+    </w:p>
+    <w:p>
+      <w:pPr>
+        <w:pStyle w:val="NormalWeb"/>
+      </w:pPr>
+      <w:r>
+        <w:rPr>
+          <w:rStyle w:val="Strong"/>
+        </w:rPr>
+        <w:t>43. Flatten a nested list using comprehension</w:t>
+      </w:r>
+    </w:p>
+    <w:p>
+      <w:r>
+        <w:pict w14:anchorId="2B3E524F">
+          <v:rect id="_x0000_i1028" style="width:0;height:1.5pt" o:hralign="center" o:hrstd="t" o:hr="t" fillcolor="#a0a0a0" stroked="f"/>
+        </w:pict>
+      </w:r>
+    </w:p>
+    <w:p>
+      <w:pPr>
+        <w:pStyle w:val="Heading1"/>
+      </w:pPr>
+      <w:r>
+        <w:rPr>
+          <w:rFonts w:ascii="Segoe UI Emoji" w:hAnsi="Segoe UI Emoji" w:cs="Segoe UI Emoji"/>
+        </w:rPr>
+        <w:t>🟡</w:t>
+      </w:r>
+      <w:r>
+        <w:t xml:space="preserve"> Functions — Important for Django Interviews</w:t>
+      </w:r>
+    </w:p>
+    <w:p>
+      <w:pPr>
+        <w:pStyle w:val="NormalWeb"/>
+      </w:pPr>
+      <w:r>
+        <w:rPr>
+          <w:rStyle w:val="Strong"/>
+        </w:rPr>
+        <w:t>44. Write a function using default arguments</w:t>
+      </w:r>
+    </w:p>
+    <w:p>
+      <w:pPr>
+        <w:pStyle w:val="NormalWeb"/>
+      </w:pPr>
+      <w:r>
+        <w:rPr>
+          <w:rStyle w:val="Strong"/>
+        </w:rPr>
+        <w:t xml:space="preserve">45. Write a function using </w:t>
+      </w:r>
+      <w:r>
+        <w:rPr>
+          <w:rStyle w:val="HTMLCode"/>
+          <w:b/>
+          <w:bCs/>
+        </w:rPr>
+        <w:t>*</w:t>
+      </w:r>
+      <w:proofErr w:type="spellStart"/>
+      <w:r>
+        <w:rPr>
+          <w:rStyle w:val="HTMLCode"/>
+          <w:b/>
+          <w:bCs/>
+        </w:rPr>
+        <w:t>args</w:t>
+      </w:r>
+      <w:proofErr w:type="spellEnd"/>
+    </w:p>
+    <w:p>
+      <w:pPr>
+        <w:pStyle w:val="NormalWeb"/>
+      </w:pPr>
+      <w:r>
+        <w:t>Example:</w:t>
+      </w:r>
+    </w:p>
+    <w:p>
+      <w:pPr>
+        <w:pStyle w:val="HTMLPreformatted"/>
+      </w:pPr>
+      <w:r>
+        <w:rPr>
           <w:b/>
           <w:bCs/>
           <w:noProof/>
@@ -1029,13 +1534,13 @@
         <mc:AlternateContent>
           <mc:Choice Requires="wps">
             <w:drawing>
-              <wp:anchor distT="0" distB="0" distL="114300" distR="114300" simplePos="0" relativeHeight="251659264" behindDoc="0" locked="0" layoutInCell="1" allowOverlap="1" wp14:anchorId="32014E4C" wp14:editId="5FF164A9">
+              <wp:anchor distT="0" distB="0" distL="114300" distR="114300" simplePos="0" relativeHeight="251659264" behindDoc="0" locked="0" layoutInCell="1" allowOverlap="1" wp14:anchorId="32014E4C" wp14:editId="406557D2">
                 <wp:simplePos x="0" y="0"/>
                 <wp:positionH relativeFrom="column">
-                  <wp:posOffset>-314077</wp:posOffset>
+                  <wp:posOffset>-408388</wp:posOffset>
                 </wp:positionH>
                 <wp:positionV relativeFrom="paragraph">
-                  <wp:posOffset>98756</wp:posOffset>
+                  <wp:posOffset>336577</wp:posOffset>
                 </wp:positionV>
                 <wp:extent cx="3983604" cy="3976"/>
                 <wp:effectExtent l="0" t="0" r="36195" b="34290"/>
@@ -1078,518 +1583,13 @@
           </mc:Choice>
           <mc:Fallback>
             <w:pict>
-              <v:line w14:anchorId="11BF8FF9" id="Straight Connector 1" o:spid="_x0000_s1026" style="position:absolute;flip:y;z-index:251659264;visibility:visible;mso-wrap-style:square;mso-wrap-distance-left:9pt;mso-wrap-distance-top:0;mso-wrap-distance-right:9pt;mso-wrap-distance-bottom:0;mso-position-horizontal:absolute;mso-position-horizontal-relative:text;mso-position-vertical:absolute;mso-position-vertical-relative:text" from="-24.75pt,7.8pt" to="288.9pt,8.1pt" o:gfxdata="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" strokecolor="#4472c4 [3204]" strokeweight=".5pt">
+              <v:line w14:anchorId="561213D9" id="Straight Connector 1" o:spid="_x0000_s1026" style="position:absolute;flip:y;z-index:251659264;visibility:visible;mso-wrap-style:square;mso-wrap-distance-left:9pt;mso-wrap-distance-top:0;mso-wrap-distance-right:9pt;mso-wrap-distance-bottom:0;mso-position-horizontal:absolute;mso-position-horizontal-relative:text;mso-position-vertical:absolute;mso-position-vertical-relative:text" from="-32.15pt,26.5pt" to="281.5pt,26.8pt" o:gfxdata="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" strokecolor="#4472c4 [3204]" strokeweight=".5pt">
                 <v:stroke joinstyle="miter"/>
               </v:line>
             </w:pict>
           </mc:Fallback>
         </mc:AlternateContent>
       </w:r>
-      <w:r>
-        <w:rPr>
-          <w:rStyle w:val="Strong"/>
-        </w:rPr>
-        <w:t>34. Count frequency of words in a sentence</w:t>
-      </w:r>
-    </w:p>
-    <w:p>
-      <w:pPr>
-        <w:pStyle w:val="NormalWeb"/>
-      </w:pPr>
-      <w:r>
-        <w:rPr>
-          <w:rStyle w:val="Strong"/>
-        </w:rPr>
-        <w:t>35. Convert two lists into a dictionary</w:t>
-      </w:r>
-    </w:p>
-    <w:p>
-      <w:pPr>
-        <w:pStyle w:val="HTMLPreformatted"/>
-        <w:rPr>
-          <w:rStyle w:val="HTMLCode"/>
-        </w:rPr>
-      </w:pPr>
-      <w:r>
-        <w:rPr>
-          <w:rStyle w:val="HTMLCode"/>
-        </w:rPr>
-        <w:t>keys = ["</w:t>
-      </w:r>
-      <w:proofErr w:type="spellStart"/>
-      <w:r>
-        <w:rPr>
-          <w:rStyle w:val="HTMLCode"/>
-        </w:rPr>
-        <w:t>a","b","c</w:t>
-      </w:r>
-      <w:proofErr w:type="spellEnd"/>
-      <w:r>
-        <w:rPr>
-          <w:rStyle w:val="HTMLCode"/>
-        </w:rPr>
-        <w:t>"]</w:t>
-      </w:r>
-    </w:p>
-    <w:p>
-      <w:pPr>
-        <w:pStyle w:val="HTMLPreformatted"/>
-      </w:pPr>
-      <w:r>
-        <w:rPr>
-          <w:rStyle w:val="HTMLCode"/>
-        </w:rPr>
-        <w:t>values = [1,2,3]</w:t>
-      </w:r>
-    </w:p>
-    <w:p>
-      <w:pPr>
-        <w:pStyle w:val="NormalWeb"/>
-      </w:pPr>
-      <w:r>
-        <w:t>→</w:t>
-      </w:r>
-    </w:p>
-    <w:p>
-      <w:pPr>
-        <w:pStyle w:val="HTMLPreformatted"/>
-      </w:pPr>
-      <w:r>
-        <w:rPr>
-          <w:rStyle w:val="HTMLCode"/>
-        </w:rPr>
-        <w:t>{</w:t>
-      </w:r>
-      <w:r>
-        <w:rPr>
-          <w:rStyle w:val="z"/>
-        </w:rPr>
-        <w:t>"a"</w:t>
-      </w:r>
-      <w:r>
-        <w:rPr>
-          <w:rStyle w:val="HTMLCode"/>
-        </w:rPr>
-        <w:t>:</w:t>
-      </w:r>
-      <w:r>
-        <w:rPr>
-          <w:rStyle w:val="y"/>
-        </w:rPr>
-        <w:t>1</w:t>
-      </w:r>
-      <w:r>
-        <w:rPr>
-          <w:rStyle w:val="HTMLCode"/>
-        </w:rPr>
-        <w:t xml:space="preserve">, </w:t>
-      </w:r>
-      <w:r>
-        <w:rPr>
-          <w:rStyle w:val="z"/>
-        </w:rPr>
-        <w:t>"b"</w:t>
-      </w:r>
-      <w:r>
-        <w:rPr>
-          <w:rStyle w:val="HTMLCode"/>
-        </w:rPr>
-        <w:t>:</w:t>
-      </w:r>
-      <w:r>
-        <w:rPr>
-          <w:rStyle w:val="y"/>
-        </w:rPr>
-        <w:t>2</w:t>
-      </w:r>
-      <w:r>
-        <w:rPr>
-          <w:rStyle w:val="HTMLCode"/>
-        </w:rPr>
-        <w:t xml:space="preserve">, </w:t>
-      </w:r>
-      <w:r>
-        <w:rPr>
-          <w:rStyle w:val="z"/>
-        </w:rPr>
-        <w:t>"c"</w:t>
-      </w:r>
-      <w:r>
-        <w:rPr>
-          <w:rStyle w:val="HTMLCode"/>
-        </w:rPr>
-        <w:t>:</w:t>
-      </w:r>
-      <w:r>
-        <w:rPr>
-          <w:rStyle w:val="y"/>
-        </w:rPr>
-        <w:t>3</w:t>
-      </w:r>
-      <w:r>
-        <w:rPr>
-          <w:rStyle w:val="HTMLCode"/>
-        </w:rPr>
-        <w:t>}</w:t>
-      </w:r>
-    </w:p>
-    <w:p>
-      <w:r>
-        <w:pict w14:anchorId="79D63F10">
-          <v:rect id="_x0000_i1027" style="width:0;height:1.5pt" o:hralign="center" o:hrstd="t" o:hr="t" fillcolor="#a0a0a0" stroked="f"/>
-        </w:pict>
-      </w:r>
-    </w:p>
-    <w:p>
-      <w:pPr>
-        <w:pStyle w:val="Heading1"/>
-      </w:pPr>
-      <w:r>
-        <w:rPr>
-          <w:rFonts w:ascii="Segoe UI Emoji" w:hAnsi="Segoe UI Emoji" w:cs="Segoe UI Emoji"/>
-        </w:rPr>
-        <w:t>🟡</w:t>
-      </w:r>
-      <w:r>
-        <w:t xml:space="preserve"> List Comprehension — Interview Favourite</w:t>
-      </w:r>
-    </w:p>
-    <w:p>
-      <w:pPr>
-        <w:pStyle w:val="NormalWeb"/>
-      </w:pPr>
-      <w:r>
-        <w:rPr>
-          <w:rStyle w:val="Strong"/>
-        </w:rPr>
-        <w:t>36. Create list of squares using list comprehension</w:t>
-      </w:r>
-    </w:p>
-    <w:p>
-      <w:pPr>
-        <w:pStyle w:val="NormalWeb"/>
-      </w:pPr>
-      <w:r>
-        <w:rPr>
-          <w:rStyle w:val="Strong"/>
-        </w:rPr>
-        <w:t>37. Create list of even numbers using comprehension</w:t>
-      </w:r>
-    </w:p>
-    <w:p>
-      <w:pPr>
-        <w:pStyle w:val="NormalWeb"/>
-      </w:pPr>
-      <w:r>
-        <w:rPr>
-          <w:rStyle w:val="Strong"/>
-        </w:rPr>
-        <w:t>38. Create list of odd numbers using comprehension</w:t>
-      </w:r>
-    </w:p>
-    <w:p>
-      <w:pPr>
-        <w:pStyle w:val="NormalWeb"/>
-      </w:pPr>
-      <w:r>
-        <w:rPr>
-          <w:rStyle w:val="Strong"/>
-        </w:rPr>
-        <w:t>39. Convert a list of strings to uppercase using comprehension</w:t>
-      </w:r>
-    </w:p>
-    <w:p>
-      <w:pPr>
-        <w:pStyle w:val="NormalWeb"/>
-      </w:pPr>
-      <w:r>
-        <w:rPr>
-          <w:rStyle w:val="Strong"/>
-        </w:rPr>
-        <w:t>40. Extract numbers greater than 10</w:t>
-      </w:r>
-    </w:p>
-    <w:p>
-      <w:pPr>
-        <w:pStyle w:val="NormalWeb"/>
-      </w:pPr>
-      <w:r>
-        <w:rPr>
-          <w:rStyle w:val="Strong"/>
-        </w:rPr>
-        <w:t>41. Create dictionary using dictionary comprehension</w:t>
-      </w:r>
-    </w:p>
-    <w:p>
-      <w:pPr>
-        <w:pStyle w:val="NormalWeb"/>
-      </w:pPr>
-      <w:r>
-        <w:rPr>
-          <w:rStyle w:val="Strong"/>
-        </w:rPr>
-        <w:t>42. Create a dictionary of number → square</w:t>
-      </w:r>
-    </w:p>
-    <w:p>
-      <w:pPr>
-        <w:pStyle w:val="HTMLPreformatted"/>
-        <w:rPr>
-          <w:rStyle w:val="HTMLCode"/>
-        </w:rPr>
-      </w:pPr>
-      <w:r>
-        <w:rPr>
-          <w:rStyle w:val="HTMLCode"/>
-        </w:rPr>
-        <w:t>[</w:t>
-      </w:r>
-      <w:r>
-        <w:rPr>
-          <w:rStyle w:val="y"/>
-        </w:rPr>
-        <w:t>1</w:t>
-      </w:r>
-      <w:r>
-        <w:rPr>
-          <w:rStyle w:val="HTMLCode"/>
-        </w:rPr>
-        <w:t>,</w:t>
-      </w:r>
-      <w:r>
-        <w:rPr>
-          <w:rStyle w:val="y"/>
-        </w:rPr>
-        <w:t>2</w:t>
-      </w:r>
-      <w:r>
-        <w:rPr>
-          <w:rStyle w:val="HTMLCode"/>
-        </w:rPr>
-        <w:t>,</w:t>
-      </w:r>
-      <w:r>
-        <w:rPr>
-          <w:rStyle w:val="y"/>
-        </w:rPr>
-        <w:t>3</w:t>
-      </w:r>
-      <w:r>
-        <w:rPr>
-          <w:rStyle w:val="HTMLCode"/>
-        </w:rPr>
-        <w:t>,</w:t>
-      </w:r>
-      <w:r>
-        <w:rPr>
-          <w:rStyle w:val="y"/>
-        </w:rPr>
-        <w:t>4</w:t>
-      </w:r>
-      <w:r>
-        <w:rPr>
-          <w:rStyle w:val="HTMLCode"/>
-        </w:rPr>
-        <w:t>]</w:t>
-      </w:r>
-    </w:p>
-    <w:p>
-      <w:pPr>
-        <w:pStyle w:val="HTMLPreformatted"/>
-      </w:pPr>
-      <w:r>
-        <w:rPr>
-          <w:rStyle w:val="11"/>
-        </w:rPr>
-        <w:t>→</w:t>
-      </w:r>
-      <w:r>
-        <w:rPr>
-          <w:rStyle w:val="HTMLCode"/>
-        </w:rPr>
-        <w:t xml:space="preserve"> {</w:t>
-      </w:r>
-      <w:r>
-        <w:rPr>
-          <w:rStyle w:val="y"/>
-        </w:rPr>
-        <w:t>1</w:t>
-      </w:r>
-      <w:r>
-        <w:rPr>
-          <w:rStyle w:val="HTMLCode"/>
-        </w:rPr>
-        <w:t>:</w:t>
-      </w:r>
-      <w:r>
-        <w:rPr>
-          <w:rStyle w:val="y"/>
-        </w:rPr>
-        <w:t>1</w:t>
-      </w:r>
-      <w:r>
-        <w:rPr>
-          <w:rStyle w:val="HTMLCode"/>
-        </w:rPr>
-        <w:t xml:space="preserve">, </w:t>
-      </w:r>
-      <w:r>
-        <w:rPr>
-          <w:rStyle w:val="y"/>
-        </w:rPr>
-        <w:t>2</w:t>
-      </w:r>
-      <w:r>
-        <w:rPr>
-          <w:rStyle w:val="HTMLCode"/>
-        </w:rPr>
-        <w:t>:</w:t>
-      </w:r>
-      <w:r>
-        <w:rPr>
-          <w:rStyle w:val="y"/>
-        </w:rPr>
-        <w:t>4</w:t>
-      </w:r>
-      <w:r>
-        <w:rPr>
-          <w:rStyle w:val="HTMLCode"/>
-        </w:rPr>
-        <w:t xml:space="preserve">, </w:t>
-      </w:r>
-      <w:r>
-        <w:rPr>
-          <w:rStyle w:val="y"/>
-        </w:rPr>
-        <w:t>3</w:t>
-      </w:r>
-      <w:r>
-        <w:rPr>
-          <w:rStyle w:val="HTMLCode"/>
-        </w:rPr>
-        <w:t>:</w:t>
-      </w:r>
-      <w:r>
-        <w:rPr>
-          <w:rStyle w:val="y"/>
-        </w:rPr>
-        <w:t>9</w:t>
-      </w:r>
-      <w:r>
-        <w:rPr>
-          <w:rStyle w:val="HTMLCode"/>
-        </w:rPr>
-        <w:t xml:space="preserve">, </w:t>
-      </w:r>
-      <w:r>
-        <w:rPr>
-          <w:rStyle w:val="y"/>
-        </w:rPr>
-        <w:t>4</w:t>
-      </w:r>
-      <w:r>
-        <w:rPr>
-          <w:rStyle w:val="HTMLCode"/>
-        </w:rPr>
-        <w:t>:</w:t>
-      </w:r>
-      <w:r>
-        <w:rPr>
-          <w:rStyle w:val="y"/>
-        </w:rPr>
-        <w:t>16</w:t>
-      </w:r>
-      <w:r>
-        <w:rPr>
-          <w:rStyle w:val="HTMLCode"/>
-        </w:rPr>
-        <w:t>}</w:t>
-      </w:r>
-    </w:p>
-    <w:p>
-      <w:pPr>
-        <w:pStyle w:val="NormalWeb"/>
-      </w:pPr>
-      <w:r>
-        <w:rPr>
-          <w:rStyle w:val="Strong"/>
-        </w:rPr>
-        <w:t>43. Flatten a nested list using comprehension</w:t>
-      </w:r>
-    </w:p>
-    <w:p>
-      <w:r>
-        <w:pict w14:anchorId="2B3E524F">
-          <v:rect id="_x0000_i1028" style="width:0;height:1.5pt" o:hralign="center" o:hrstd="t" o:hr="t" fillcolor="#a0a0a0" stroked="f"/>
-        </w:pict>
-      </w:r>
-    </w:p>
-    <w:p>
-      <w:pPr>
-        <w:pStyle w:val="Heading1"/>
-      </w:pPr>
-      <w:r>
-        <w:rPr>
-          <w:rFonts w:ascii="Segoe UI Emoji" w:hAnsi="Segoe UI Emoji" w:cs="Segoe UI Emoji"/>
-        </w:rPr>
-        <w:t>🟡</w:t>
-      </w:r>
-      <w:r>
-        <w:t xml:space="preserve"> Functions — Important for Django Interviews</w:t>
-      </w:r>
-    </w:p>
-    <w:p>
-      <w:pPr>
-        <w:pStyle w:val="NormalWeb"/>
-      </w:pPr>
-      <w:r>
-        <w:rPr>
-          <w:rStyle w:val="Strong"/>
-        </w:rPr>
-        <w:t>44. Write a function using default arguments</w:t>
-      </w:r>
-    </w:p>
-    <w:p>
-      <w:pPr>
-        <w:pStyle w:val="NormalWeb"/>
-      </w:pPr>
-      <w:r>
-        <w:rPr>
-          <w:rStyle w:val="Strong"/>
-        </w:rPr>
-        <w:t xml:space="preserve">45. Write a function using </w:t>
-      </w:r>
-      <w:r>
-        <w:rPr>
-          <w:rStyle w:val="HTMLCode"/>
-          <w:b/>
-          <w:bCs/>
-        </w:rPr>
-        <w:t>*</w:t>
-      </w:r>
-      <w:proofErr w:type="spellStart"/>
-      <w:r>
-        <w:rPr>
-          <w:rStyle w:val="HTMLCode"/>
-          <w:b/>
-          <w:bCs/>
-        </w:rPr>
-        <w:t>args</w:t>
-      </w:r>
-      <w:proofErr w:type="spellEnd"/>
-    </w:p>
-    <w:p>
-      <w:pPr>
-        <w:pStyle w:val="NormalWeb"/>
-      </w:pPr>
-      <w:r>
-        <w:t>Example:</w:t>
-      </w:r>
-    </w:p>
-    <w:p>
-      <w:pPr>
-        <w:pStyle w:val="HTMLPreformatted"/>
-      </w:pPr>
       <w:proofErr w:type="spellStart"/>
       <w:r>
         <w:rPr>
